--- a/Rahma_25021519-239.docx
+++ b/Rahma_25021519-239.docx
@@ -73,10 +73,10 @@
           <w:noProof/>
         </w:rPr>
         <w:drawing>
-          <wp:inline distT="0" distB="0" distL="0" distR="0" wp14:anchorId="655A1306" wp14:editId="08D7A675">
-            <wp:extent cx="3002593" cy="2854325"/>
+          <wp:inline distT="0" distB="0" distL="0" distR="0" wp14:anchorId="76BFB819" wp14:editId="17CC4AD0">
+            <wp:extent cx="5324475" cy="4289612"/>
             <wp:effectExtent l="0" t="0" r="0" b="0"/>
-            <wp:docPr id="347111788" name="Picture 3"/>
+            <wp:docPr id="1368820858" name="Picture 1"/>
             <wp:cNvGraphicFramePr>
               <a:graphicFrameLocks xmlns:a="http://schemas.openxmlformats.org/drawingml/2006/main" noChangeAspect="1"/>
             </wp:cNvGraphicFramePr>
@@ -84,13 +84,13 @@
               <a:graphicData uri="http://schemas.openxmlformats.org/drawingml/2006/picture">
                 <pic:pic xmlns:pic="http://schemas.openxmlformats.org/drawingml/2006/picture">
                   <pic:nvPicPr>
-                    <pic:cNvPr id="0" name="Picture 59"/>
+                    <pic:cNvPr id="0" name="Picture 1"/>
                     <pic:cNvPicPr>
                       <a:picLocks noChangeAspect="1" noChangeArrowheads="1"/>
                     </pic:cNvPicPr>
                   </pic:nvPicPr>
                   <pic:blipFill>
-                    <a:blip r:embed="rId5" cstate="print">
+                    <a:blip r:embed="rId5">
                       <a:extLst>
                         <a:ext uri="{28A0092B-C50C-407E-A947-70E740481C1C}">
                           <a14:useLocalDpi xmlns:a14="http://schemas.microsoft.com/office/drawing/2010/main" val="0"/>
@@ -105,7 +105,7 @@
                   <pic:spPr bwMode="auto">
                     <a:xfrm>
                       <a:off x="0" y="0"/>
-                      <a:ext cx="3041670" cy="2891472"/>
+                      <a:ext cx="5338944" cy="4301269"/>
                     </a:xfrm>
                     <a:prstGeom prst="rect">
                       <a:avLst/>
@@ -121,15 +121,21 @@
           </wp:inline>
         </w:drawing>
       </w:r>
+    </w:p>
+    <w:p>
+      <w:pPr>
+        <w:spacing w:line="360" w:lineRule="auto"/>
+        <w:jc w:val="center"/>
+      </w:pPr>
       <w:r>
         <w:rPr>
           <w:noProof/>
         </w:rPr>
         <w:drawing>
-          <wp:inline distT="0" distB="0" distL="0" distR="0" wp14:anchorId="2BC63EEA" wp14:editId="4C0E71D2">
-            <wp:extent cx="2854075" cy="1739348"/>
+          <wp:inline distT="0" distB="0" distL="0" distR="0" wp14:anchorId="75410270" wp14:editId="500048D6">
+            <wp:extent cx="5230690" cy="1424791"/>
             <wp:effectExtent l="0" t="0" r="0" b="0"/>
-            <wp:docPr id="372598459" name="Picture 4"/>
+            <wp:docPr id="1062586741" name="Picture 3"/>
             <wp:cNvGraphicFramePr>
               <a:graphicFrameLocks xmlns:a="http://schemas.openxmlformats.org/drawingml/2006/main" noChangeAspect="1"/>
             </wp:cNvGraphicFramePr>
@@ -137,7 +143,7 @@
               <a:graphicData uri="http://schemas.openxmlformats.org/drawingml/2006/picture">
                 <pic:pic xmlns:pic="http://schemas.openxmlformats.org/drawingml/2006/picture">
                   <pic:nvPicPr>
-                    <pic:cNvPr id="0" name="Picture 61"/>
+                    <pic:cNvPr id="0" name="Picture 5"/>
                     <pic:cNvPicPr>
                       <a:picLocks noChangeAspect="1" noChangeArrowheads="1"/>
                     </pic:cNvPicPr>
@@ -158,7 +164,7 @@
                   <pic:spPr bwMode="auto">
                     <a:xfrm>
                       <a:off x="0" y="0"/>
-                      <a:ext cx="2885062" cy="1758232"/>
+                      <a:ext cx="5262934" cy="1433574"/>
                     </a:xfrm>
                     <a:prstGeom prst="rect">
                       <a:avLst/>
@@ -191,6 +197,7 @@
           <w:b/>
           <w:bCs/>
         </w:rPr>
+        <w:lastRenderedPageBreak/>
         <w:t>Q1: Write the exact constructor and destructor execution order.</w:t>
       </w:r>
     </w:p>
@@ -313,7 +320,6 @@
         <w:spacing w:line="360" w:lineRule="auto"/>
       </w:pPr>
       <w:r>
-        <w:lastRenderedPageBreak/>
         <w:t>This shows that objects inside inner are destroyed before the object in outer.</w:t>
       </w:r>
     </w:p>
@@ -485,23 +491,7 @@
           <w:b/>
           <w:bCs/>
         </w:rPr>
-        <w:t xml:space="preserve">Create a class Memory Check with constructors, destructors, and a method to print the object address using </w:t>
-      </w:r>
-      <w:proofErr w:type="gramStart"/>
-      <w:r>
-        <w:rPr>
-          <w:b/>
-          <w:bCs/>
-        </w:rPr>
-        <w:t>the this</w:t>
-      </w:r>
-      <w:proofErr w:type="gramEnd"/>
-      <w:r>
-        <w:rPr>
-          <w:b/>
-          <w:bCs/>
-        </w:rPr>
-        <w:t xml:space="preserve"> pointer. Create objects on both the stack and the heap. Delete only one heap object.</w:t>
+        <w:t>Create a class Memory Check with constructors, destructors, and a method to print the object address using the this pointer. Create objects on both the stack and the heap. Delete only one heap object.</w:t>
       </w:r>
     </w:p>
     <w:p>
@@ -520,6 +510,7 @@
           <w:sz w:val="28"/>
           <w:szCs w:val="28"/>
         </w:rPr>
+        <w:lastRenderedPageBreak/>
         <w:t>• Implement class MemoryCheck with constructors, destructor, and address printing.</w:t>
       </w:r>
     </w:p>
@@ -578,6 +569,7 @@
           <w:tab w:val="left" w:pos="7410"/>
         </w:tabs>
         <w:spacing w:line="360" w:lineRule="auto"/>
+        <w:jc w:val="center"/>
         <w:rPr>
           <w:b/>
           <w:bCs/>
@@ -589,12 +581,11 @@
         <w:rPr>
           <w:noProof/>
         </w:rPr>
-        <w:lastRenderedPageBreak/>
         <w:drawing>
-          <wp:inline distT="0" distB="0" distL="0" distR="0" wp14:anchorId="7132E5CA" wp14:editId="50729199">
-            <wp:extent cx="3949700" cy="3746500"/>
+          <wp:inline distT="0" distB="0" distL="0" distR="0" wp14:anchorId="18C32E31" wp14:editId="1B93FFEA">
+            <wp:extent cx="4713402" cy="4139334"/>
             <wp:effectExtent l="0" t="0" r="0" b="0"/>
-            <wp:docPr id="1233136423" name="Picture 6"/>
+            <wp:docPr id="931591471" name="Picture 4"/>
             <wp:cNvGraphicFramePr>
               <a:graphicFrameLocks xmlns:a="http://schemas.openxmlformats.org/drawingml/2006/main" noChangeAspect="1"/>
             </wp:cNvGraphicFramePr>
@@ -602,7 +593,7 @@
               <a:graphicData uri="http://schemas.openxmlformats.org/drawingml/2006/picture">
                 <pic:pic xmlns:pic="http://schemas.openxmlformats.org/drawingml/2006/picture">
                   <pic:nvPicPr>
-                    <pic:cNvPr id="0" name="Picture 65"/>
+                    <pic:cNvPr id="0" name="Picture 7"/>
                     <pic:cNvPicPr>
                       <a:picLocks noChangeAspect="1" noChangeArrowheads="1"/>
                     </pic:cNvPicPr>
@@ -623,7 +614,7 @@
                   <pic:spPr bwMode="auto">
                     <a:xfrm>
                       <a:off x="0" y="0"/>
-                      <a:ext cx="3995988" cy="3790407"/>
+                      <a:ext cx="4728325" cy="4152439"/>
                     </a:xfrm>
                     <a:prstGeom prst="rect">
                       <a:avLst/>
@@ -646,6 +637,7 @@
           <w:tab w:val="left" w:pos="7410"/>
         </w:tabs>
         <w:spacing w:line="360" w:lineRule="auto"/>
+        <w:jc w:val="center"/>
         <w:rPr>
           <w:b/>
           <w:bCs/>
@@ -655,11 +647,79 @@
       </w:pPr>
       <w:r>
         <w:rPr>
+          <w:noProof/>
+        </w:rPr>
+        <w:drawing>
+          <wp:inline distT="0" distB="0" distL="0" distR="0" wp14:anchorId="3453A3BC" wp14:editId="75A87C52">
+            <wp:extent cx="4712970" cy="1976120"/>
+            <wp:effectExtent l="0" t="0" r="0" b="0"/>
+            <wp:docPr id="188152963" name="Picture 5"/>
+            <wp:cNvGraphicFramePr>
+              <a:graphicFrameLocks xmlns:a="http://schemas.openxmlformats.org/drawingml/2006/main" noChangeAspect="1"/>
+            </wp:cNvGraphicFramePr>
+            <a:graphic xmlns:a="http://schemas.openxmlformats.org/drawingml/2006/main">
+              <a:graphicData uri="http://schemas.openxmlformats.org/drawingml/2006/picture">
+                <pic:pic xmlns:pic="http://schemas.openxmlformats.org/drawingml/2006/picture">
+                  <pic:nvPicPr>
+                    <pic:cNvPr id="0" name="Picture 9"/>
+                    <pic:cNvPicPr>
+                      <a:picLocks noChangeAspect="1" noChangeArrowheads="1"/>
+                    </pic:cNvPicPr>
+                  </pic:nvPicPr>
+                  <pic:blipFill>
+                    <a:blip r:embed="rId8">
+                      <a:extLst>
+                        <a:ext uri="{28A0092B-C50C-407E-A947-70E740481C1C}">
+                          <a14:useLocalDpi xmlns:a14="http://schemas.microsoft.com/office/drawing/2010/main" val="0"/>
+                        </a:ext>
+                      </a:extLst>
+                    </a:blip>
+                    <a:srcRect/>
+                    <a:stretch>
+                      <a:fillRect/>
+                    </a:stretch>
+                  </pic:blipFill>
+                  <pic:spPr bwMode="auto">
+                    <a:xfrm>
+                      <a:off x="0" y="0"/>
+                      <a:ext cx="4728726" cy="1982726"/>
+                    </a:xfrm>
+                    <a:prstGeom prst="rect">
+                      <a:avLst/>
+                    </a:prstGeom>
+                    <a:noFill/>
+                    <a:ln>
+                      <a:noFill/>
+                    </a:ln>
+                  </pic:spPr>
+                </pic:pic>
+              </a:graphicData>
+            </a:graphic>
+          </wp:inline>
+        </w:drawing>
+      </w:r>
+    </w:p>
+    <w:p>
+      <w:pPr>
+        <w:tabs>
+          <w:tab w:val="left" w:pos="7410"/>
+        </w:tabs>
+        <w:spacing w:line="360" w:lineRule="auto"/>
+        <w:rPr>
           <w:b/>
           <w:bCs/>
           <w:sz w:val="28"/>
           <w:szCs w:val="28"/>
         </w:rPr>
+      </w:pPr>
+      <w:r>
+        <w:rPr>
+          <w:b/>
+          <w:bCs/>
+          <w:sz w:val="28"/>
+          <w:szCs w:val="28"/>
+        </w:rPr>
+        <w:lastRenderedPageBreak/>
         <w:t>Questions:</w:t>
       </w:r>
     </w:p>
@@ -828,7 +888,6 @@
           <w:kern w:val="0"/>
           <w14:ligatures w14:val="none"/>
         </w:rPr>
-        <w:lastRenderedPageBreak/>
         <w:t></w:t>
       </w:r>
       <w:r>
@@ -1076,7 +1135,136 @@
         <w:ind w:left="410"/>
       </w:pPr>
       <w:r>
+        <w:lastRenderedPageBreak/>
         <w:t xml:space="preserve">• Use different copy syntax: Book b2 = b1; and Book b3(b1);. </w:t>
+      </w:r>
+    </w:p>
+    <w:p>
+      <w:pPr>
+        <w:pStyle w:val="ListParagraph"/>
+        <w:tabs>
+          <w:tab w:val="left" w:pos="7410"/>
+        </w:tabs>
+        <w:spacing w:line="360" w:lineRule="auto"/>
+        <w:ind w:left="410"/>
+        <w:jc w:val="center"/>
+      </w:pPr>
+      <w:r>
+        <w:rPr>
+          <w:noProof/>
+        </w:rPr>
+        <w:drawing>
+          <wp:inline distT="0" distB="0" distL="0" distR="0" wp14:anchorId="5E6CE38B" wp14:editId="7168BDD3">
+            <wp:extent cx="5580530" cy="4879975"/>
+            <wp:effectExtent l="0" t="0" r="0" b="0"/>
+            <wp:docPr id="1844326796" name="Picture 6"/>
+            <wp:cNvGraphicFramePr>
+              <a:graphicFrameLocks xmlns:a="http://schemas.openxmlformats.org/drawingml/2006/main" noChangeAspect="1"/>
+            </wp:cNvGraphicFramePr>
+            <a:graphic xmlns:a="http://schemas.openxmlformats.org/drawingml/2006/main">
+              <a:graphicData uri="http://schemas.openxmlformats.org/drawingml/2006/picture">
+                <pic:pic xmlns:pic="http://schemas.openxmlformats.org/drawingml/2006/picture">
+                  <pic:nvPicPr>
+                    <pic:cNvPr id="0" name="Picture 11"/>
+                    <pic:cNvPicPr>
+                      <a:picLocks noChangeAspect="1" noChangeArrowheads="1"/>
+                    </pic:cNvPicPr>
+                  </pic:nvPicPr>
+                  <pic:blipFill>
+                    <a:blip r:embed="rId9">
+                      <a:extLst>
+                        <a:ext uri="{28A0092B-C50C-407E-A947-70E740481C1C}">
+                          <a14:useLocalDpi xmlns:a14="http://schemas.microsoft.com/office/drawing/2010/main" val="0"/>
+                        </a:ext>
+                      </a:extLst>
+                    </a:blip>
+                    <a:srcRect/>
+                    <a:stretch>
+                      <a:fillRect/>
+                    </a:stretch>
+                  </pic:blipFill>
+                  <pic:spPr bwMode="auto">
+                    <a:xfrm>
+                      <a:off x="0" y="0"/>
+                      <a:ext cx="5582920" cy="4882065"/>
+                    </a:xfrm>
+                    <a:prstGeom prst="rect">
+                      <a:avLst/>
+                    </a:prstGeom>
+                    <a:noFill/>
+                    <a:ln>
+                      <a:noFill/>
+                    </a:ln>
+                  </pic:spPr>
+                </pic:pic>
+              </a:graphicData>
+            </a:graphic>
+          </wp:inline>
+        </w:drawing>
+      </w:r>
+    </w:p>
+    <w:p>
+      <w:pPr>
+        <w:pStyle w:val="ListParagraph"/>
+        <w:tabs>
+          <w:tab w:val="left" w:pos="7410"/>
+        </w:tabs>
+        <w:spacing w:line="360" w:lineRule="auto"/>
+        <w:ind w:left="410"/>
+        <w:jc w:val="center"/>
+      </w:pPr>
+      <w:r>
+        <w:rPr>
+          <w:noProof/>
+        </w:rPr>
+        <w:drawing>
+          <wp:inline distT="0" distB="0" distL="0" distR="0" wp14:anchorId="30F983DC" wp14:editId="7B18D3E7">
+            <wp:extent cx="5727428" cy="2030506"/>
+            <wp:effectExtent l="0" t="0" r="0" b="0"/>
+            <wp:docPr id="1863408010" name="Picture 7"/>
+            <wp:cNvGraphicFramePr>
+              <a:graphicFrameLocks xmlns:a="http://schemas.openxmlformats.org/drawingml/2006/main" noChangeAspect="1"/>
+            </wp:cNvGraphicFramePr>
+            <a:graphic xmlns:a="http://schemas.openxmlformats.org/drawingml/2006/main">
+              <a:graphicData uri="http://schemas.openxmlformats.org/drawingml/2006/picture">
+                <pic:pic xmlns:pic="http://schemas.openxmlformats.org/drawingml/2006/picture">
+                  <pic:nvPicPr>
+                    <pic:cNvPr id="0" name="Picture 13"/>
+                    <pic:cNvPicPr>
+                      <a:picLocks noChangeAspect="1" noChangeArrowheads="1"/>
+                    </pic:cNvPicPr>
+                  </pic:nvPicPr>
+                  <pic:blipFill>
+                    <a:blip r:embed="rId10">
+                      <a:extLst>
+                        <a:ext uri="{28A0092B-C50C-407E-A947-70E740481C1C}">
+                          <a14:useLocalDpi xmlns:a14="http://schemas.microsoft.com/office/drawing/2010/main" val="0"/>
+                        </a:ext>
+                      </a:extLst>
+                    </a:blip>
+                    <a:srcRect/>
+                    <a:stretch>
+                      <a:fillRect/>
+                    </a:stretch>
+                  </pic:blipFill>
+                  <pic:spPr bwMode="auto">
+                    <a:xfrm>
+                      <a:off x="0" y="0"/>
+                      <a:ext cx="5742993" cy="2036024"/>
+                    </a:xfrm>
+                    <a:prstGeom prst="rect">
+                      <a:avLst/>
+                    </a:prstGeom>
+                    <a:noFill/>
+                    <a:ln>
+                      <a:noFill/>
+                    </a:ln>
+                  </pic:spPr>
+                </pic:pic>
+              </a:graphicData>
+            </a:graphic>
+          </wp:inline>
+        </w:drawing>
       </w:r>
     </w:p>
     <w:p>
@@ -1151,6 +1339,7 @@
         <w:spacing w:line="360" w:lineRule="auto"/>
       </w:pPr>
       <w:r>
+        <w:lastRenderedPageBreak/>
         <w:t>Book b2 = b1;</w:t>
       </w:r>
     </w:p>
@@ -1167,13 +1356,8 @@
         <w:spacing w:line="360" w:lineRule="auto"/>
       </w:pPr>
       <w:r>
-        <w:t>Book b3(b1</w:t>
-      </w:r>
-      <w:proofErr w:type="gramStart"/>
-      <w:r>
-        <w:t>);</w:t>
-      </w:r>
-      <w:proofErr w:type="gramEnd"/>
+        <w:t>Book b3(b1);</w:t>
+      </w:r>
     </w:p>
     <w:p>
       <w:pPr>
@@ -1509,6 +1693,131 @@
           <w:tab w:val="left" w:pos="7410"/>
         </w:tabs>
         <w:spacing w:line="360" w:lineRule="auto"/>
+        <w:jc w:val="center"/>
+      </w:pPr>
+      <w:r>
+        <w:rPr>
+          <w:noProof/>
+        </w:rPr>
+        <w:lastRenderedPageBreak/>
+        <w:drawing>
+          <wp:inline distT="0" distB="0" distL="0" distR="0" wp14:anchorId="513A9DB0" wp14:editId="2A4BF47F">
+            <wp:extent cx="5345430" cy="4056185"/>
+            <wp:effectExtent l="0" t="0" r="0" b="0"/>
+            <wp:docPr id="870479214" name="Picture 8"/>
+            <wp:cNvGraphicFramePr>
+              <a:graphicFrameLocks xmlns:a="http://schemas.openxmlformats.org/drawingml/2006/main" noChangeAspect="1"/>
+            </wp:cNvGraphicFramePr>
+            <a:graphic xmlns:a="http://schemas.openxmlformats.org/drawingml/2006/main">
+              <a:graphicData uri="http://schemas.openxmlformats.org/drawingml/2006/picture">
+                <pic:pic xmlns:pic="http://schemas.openxmlformats.org/drawingml/2006/picture">
+                  <pic:nvPicPr>
+                    <pic:cNvPr id="0" name="Picture 15"/>
+                    <pic:cNvPicPr>
+                      <a:picLocks noChangeAspect="1" noChangeArrowheads="1"/>
+                    </pic:cNvPicPr>
+                  </pic:nvPicPr>
+                  <pic:blipFill>
+                    <a:blip r:embed="rId11">
+                      <a:extLst>
+                        <a:ext uri="{28A0092B-C50C-407E-A947-70E740481C1C}">
+                          <a14:useLocalDpi xmlns:a14="http://schemas.microsoft.com/office/drawing/2010/main" val="0"/>
+                        </a:ext>
+                      </a:extLst>
+                    </a:blip>
+                    <a:srcRect/>
+                    <a:stretch>
+                      <a:fillRect/>
+                    </a:stretch>
+                  </pic:blipFill>
+                  <pic:spPr bwMode="auto">
+                    <a:xfrm>
+                      <a:off x="0" y="0"/>
+                      <a:ext cx="5353308" cy="4062163"/>
+                    </a:xfrm>
+                    <a:prstGeom prst="rect">
+                      <a:avLst/>
+                    </a:prstGeom>
+                    <a:noFill/>
+                    <a:ln>
+                      <a:noFill/>
+                    </a:ln>
+                  </pic:spPr>
+                </pic:pic>
+              </a:graphicData>
+            </a:graphic>
+          </wp:inline>
+        </w:drawing>
+      </w:r>
+    </w:p>
+    <w:p>
+      <w:pPr>
+        <w:tabs>
+          <w:tab w:val="left" w:pos="7410"/>
+        </w:tabs>
+        <w:spacing w:line="360" w:lineRule="auto"/>
+        <w:jc w:val="center"/>
+      </w:pPr>
+      <w:r>
+        <w:rPr>
+          <w:noProof/>
+        </w:rPr>
+        <w:drawing>
+          <wp:inline distT="0" distB="0" distL="0" distR="0" wp14:anchorId="49430E4A" wp14:editId="7D4DB694">
+            <wp:extent cx="5345430" cy="1524000"/>
+            <wp:effectExtent l="0" t="0" r="0" b="0"/>
+            <wp:docPr id="1591267960" name="Picture 9"/>
+            <wp:cNvGraphicFramePr>
+              <a:graphicFrameLocks xmlns:a="http://schemas.openxmlformats.org/drawingml/2006/main" noChangeAspect="1"/>
+            </wp:cNvGraphicFramePr>
+            <a:graphic xmlns:a="http://schemas.openxmlformats.org/drawingml/2006/main">
+              <a:graphicData uri="http://schemas.openxmlformats.org/drawingml/2006/picture">
+                <pic:pic xmlns:pic="http://schemas.openxmlformats.org/drawingml/2006/picture">
+                  <pic:nvPicPr>
+                    <pic:cNvPr id="0" name="Picture 17"/>
+                    <pic:cNvPicPr>
+                      <a:picLocks noChangeAspect="1" noChangeArrowheads="1"/>
+                    </pic:cNvPicPr>
+                  </pic:nvPicPr>
+                  <pic:blipFill>
+                    <a:blip r:embed="rId12">
+                      <a:extLst>
+                        <a:ext uri="{28A0092B-C50C-407E-A947-70E740481C1C}">
+                          <a14:useLocalDpi xmlns:a14="http://schemas.microsoft.com/office/drawing/2010/main" val="0"/>
+                        </a:ext>
+                      </a:extLst>
+                    </a:blip>
+                    <a:srcRect/>
+                    <a:stretch>
+                      <a:fillRect/>
+                    </a:stretch>
+                  </pic:blipFill>
+                  <pic:spPr bwMode="auto">
+                    <a:xfrm>
+                      <a:off x="0" y="0"/>
+                      <a:ext cx="5345430" cy="1524000"/>
+                    </a:xfrm>
+                    <a:prstGeom prst="rect">
+                      <a:avLst/>
+                    </a:prstGeom>
+                    <a:noFill/>
+                    <a:ln>
+                      <a:noFill/>
+                    </a:ln>
+                  </pic:spPr>
+                </pic:pic>
+              </a:graphicData>
+            </a:graphic>
+          </wp:inline>
+        </w:drawing>
+      </w:r>
+    </w:p>
+    <w:p>
+      <w:pPr>
+        <w:tabs>
+          <w:tab w:val="left" w:pos="7410"/>
+        </w:tabs>
+        <w:spacing w:line="360" w:lineRule="auto"/>
         <w:rPr>
           <w:b/>
           <w:bCs/>
@@ -1562,15 +1871,7 @@
         <w:t xml:space="preserve">  </w:t>
       </w:r>
       <w:r>
-        <w:t xml:space="preserve">constructed before the Car constructor body runs. Since Engine is a member inside Car, it </w:t>
-      </w:r>
-      <w:proofErr w:type="gramStart"/>
-      <w:r>
-        <w:t>is</w:t>
-      </w:r>
-      <w:proofErr w:type="gramEnd"/>
-      <w:r>
-        <w:t xml:space="preserve"> created first.</w:t>
+        <w:t>constructed before the Car constructor body runs. Since Engine is a member inside Car, it is created first.</w:t>
       </w:r>
     </w:p>
     <w:p>
@@ -1600,6 +1901,7 @@
         <w:spacing w:line="360" w:lineRule="auto"/>
       </w:pPr>
       <w:r>
+        <w:lastRenderedPageBreak/>
         <w:t>The Car destructor runs first. When the Car object’s life ends, its destructor runs, and after that the Engine destructor runs automatically. Member objects are destroyed after the outer object.</w:t>
       </w:r>
     </w:p>
@@ -1619,7 +1921,6 @@
           <w:b/>
           <w:bCs/>
         </w:rPr>
-        <w:lastRenderedPageBreak/>
         <w:t>3. Explain the order using object lifecycle logic.</w:t>
       </w:r>
     </w:p>
@@ -1666,10 +1967,6 @@
           <w:tab w:val="left" w:pos="7410"/>
         </w:tabs>
         <w:spacing w:line="360" w:lineRule="auto"/>
-        <w:rPr>
-          <w:b/>
-          <w:bCs/>
-        </w:rPr>
       </w:pPr>
       <w:r>
         <w:rPr>
@@ -1683,44 +1980,56 @@
           <w:b/>
           <w:bCs/>
         </w:rPr>
-        <w:t xml:space="preserve">                </w:t>
-      </w:r>
-    </w:p>
-    <w:p>
-      <w:pPr>
-        <w:tabs>
-          <w:tab w:val="left" w:pos="7410"/>
-        </w:tabs>
-        <w:spacing w:line="360" w:lineRule="auto"/>
-        <w:rPr>
-          <w:b/>
-          <w:bCs/>
-        </w:rPr>
-      </w:pPr>
-    </w:p>
-    <w:p>
-      <w:pPr>
-        <w:tabs>
-          <w:tab w:val="left" w:pos="7410"/>
-        </w:tabs>
-        <w:spacing w:line="360" w:lineRule="auto"/>
-        <w:rPr>
-          <w:b/>
-          <w:bCs/>
-        </w:rPr>
-      </w:pPr>
-    </w:p>
-    <w:p>
-      <w:pPr>
-        <w:tabs>
-          <w:tab w:val="left" w:pos="7410"/>
-        </w:tabs>
-        <w:spacing w:line="360" w:lineRule="auto"/>
-        <w:rPr>
-          <w:b/>
-          <w:bCs/>
-        </w:rPr>
-      </w:pPr>
+        <w:t xml:space="preserve">  </w:t>
+      </w:r>
+      <w:r>
+        <w:t>When we create a Car object on the stack, the Engine object is stored inside it, not separately.</w:t>
+      </w:r>
+      <w:r>
+        <w:br/>
+        <w:t>Both share the same memory block because Engine is a member of Car.</w:t>
+      </w:r>
+      <w:r>
+        <w:br/>
+        <w:t>So in memory, it’s like one big object Car that contains a smaller object Engine</w:t>
+      </w:r>
+      <w:r>
+        <w:t xml:space="preserve"> </w:t>
+      </w:r>
+      <w:r>
+        <w:t>inside it.</w:t>
+      </w:r>
+    </w:p>
+    <w:p>
+      <w:pPr>
+        <w:tabs>
+          <w:tab w:val="left" w:pos="7410"/>
+        </w:tabs>
+        <w:spacing w:line="360" w:lineRule="auto"/>
+        <w:rPr>
+          <w:b/>
+          <w:bCs/>
+        </w:rPr>
+      </w:pPr>
+    </w:p>
+    <w:p>
+      <w:pPr>
+        <w:tabs>
+          <w:tab w:val="left" w:pos="7410"/>
+        </w:tabs>
+        <w:spacing w:line="360" w:lineRule="auto"/>
+        <w:rPr>
+          <w:b/>
+          <w:bCs/>
+        </w:rPr>
+      </w:pPr>
+      <w:r>
+        <w:rPr>
+          <w:b/>
+          <w:bCs/>
+        </w:rPr>
+        <w:t xml:space="preserve">                      </w:t>
+      </w:r>
       <w:r>
         <w:rPr>
           <w:b/>
@@ -1728,7 +2037,7 @@
           <w:sz w:val="28"/>
           <w:szCs w:val="28"/>
         </w:rPr>
-        <w:t xml:space="preserve">                          </w:t>
+        <w:t xml:space="preserve">     </w:t>
       </w:r>
       <w:r>
         <w:rPr>
@@ -1805,6 +2114,130 @@
           <w:tab w:val="left" w:pos="7410"/>
         </w:tabs>
         <w:spacing w:line="360" w:lineRule="auto"/>
+      </w:pPr>
+      <w:r>
+        <w:rPr>
+          <w:noProof/>
+        </w:rPr>
+        <w:lastRenderedPageBreak/>
+        <w:drawing>
+          <wp:inline distT="0" distB="0" distL="0" distR="0" wp14:anchorId="71B9DE44" wp14:editId="6CA25AF1">
+            <wp:extent cx="5943600" cy="4384713"/>
+            <wp:effectExtent l="0" t="0" r="0" b="0"/>
+            <wp:docPr id="1751211049" name="Picture 10"/>
+            <wp:cNvGraphicFramePr>
+              <a:graphicFrameLocks xmlns:a="http://schemas.openxmlformats.org/drawingml/2006/main" noChangeAspect="1"/>
+            </wp:cNvGraphicFramePr>
+            <a:graphic xmlns:a="http://schemas.openxmlformats.org/drawingml/2006/main">
+              <a:graphicData uri="http://schemas.openxmlformats.org/drawingml/2006/picture">
+                <pic:pic xmlns:pic="http://schemas.openxmlformats.org/drawingml/2006/picture">
+                  <pic:nvPicPr>
+                    <pic:cNvPr id="0" name="Picture 19"/>
+                    <pic:cNvPicPr>
+                      <a:picLocks noChangeAspect="1" noChangeArrowheads="1"/>
+                    </pic:cNvPicPr>
+                  </pic:nvPicPr>
+                  <pic:blipFill>
+                    <a:blip r:embed="rId13">
+                      <a:extLst>
+                        <a:ext uri="{28A0092B-C50C-407E-A947-70E740481C1C}">
+                          <a14:useLocalDpi xmlns:a14="http://schemas.microsoft.com/office/drawing/2010/main" val="0"/>
+                        </a:ext>
+                      </a:extLst>
+                    </a:blip>
+                    <a:srcRect/>
+                    <a:stretch>
+                      <a:fillRect/>
+                    </a:stretch>
+                  </pic:blipFill>
+                  <pic:spPr bwMode="auto">
+                    <a:xfrm>
+                      <a:off x="0" y="0"/>
+                      <a:ext cx="5946113" cy="4386567"/>
+                    </a:xfrm>
+                    <a:prstGeom prst="rect">
+                      <a:avLst/>
+                    </a:prstGeom>
+                    <a:noFill/>
+                    <a:ln>
+                      <a:noFill/>
+                    </a:ln>
+                  </pic:spPr>
+                </pic:pic>
+              </a:graphicData>
+            </a:graphic>
+          </wp:inline>
+        </w:drawing>
+      </w:r>
+    </w:p>
+    <w:p>
+      <w:pPr>
+        <w:tabs>
+          <w:tab w:val="left" w:pos="7410"/>
+        </w:tabs>
+        <w:spacing w:line="360" w:lineRule="auto"/>
+        <w:jc w:val="center"/>
+      </w:pPr>
+      <w:r>
+        <w:rPr>
+          <w:noProof/>
+        </w:rPr>
+        <w:drawing>
+          <wp:inline distT="0" distB="0" distL="0" distR="0" wp14:anchorId="3561833E" wp14:editId="75D4A199">
+            <wp:extent cx="3888954" cy="1364615"/>
+            <wp:effectExtent l="0" t="0" r="0" b="0"/>
+            <wp:docPr id="1607546282" name="Picture 11"/>
+            <wp:cNvGraphicFramePr>
+              <a:graphicFrameLocks xmlns:a="http://schemas.openxmlformats.org/drawingml/2006/main" noChangeAspect="1"/>
+            </wp:cNvGraphicFramePr>
+            <a:graphic xmlns:a="http://schemas.openxmlformats.org/drawingml/2006/main">
+              <a:graphicData uri="http://schemas.openxmlformats.org/drawingml/2006/picture">
+                <pic:pic xmlns:pic="http://schemas.openxmlformats.org/drawingml/2006/picture">
+                  <pic:nvPicPr>
+                    <pic:cNvPr id="0" name="Picture 21"/>
+                    <pic:cNvPicPr>
+                      <a:picLocks noChangeAspect="1" noChangeArrowheads="1"/>
+                    </pic:cNvPicPr>
+                  </pic:nvPicPr>
+                  <pic:blipFill>
+                    <a:blip r:embed="rId14">
+                      <a:extLst>
+                        <a:ext uri="{28A0092B-C50C-407E-A947-70E740481C1C}">
+                          <a14:useLocalDpi xmlns:a14="http://schemas.microsoft.com/office/drawing/2010/main" val="0"/>
+                        </a:ext>
+                      </a:extLst>
+                    </a:blip>
+                    <a:srcRect/>
+                    <a:stretch>
+                      <a:fillRect/>
+                    </a:stretch>
+                  </pic:blipFill>
+                  <pic:spPr bwMode="auto">
+                    <a:xfrm>
+                      <a:off x="0" y="0"/>
+                      <a:ext cx="3896563" cy="1367285"/>
+                    </a:xfrm>
+                    <a:prstGeom prst="rect">
+                      <a:avLst/>
+                    </a:prstGeom>
+                    <a:noFill/>
+                    <a:ln>
+                      <a:noFill/>
+                    </a:ln>
+                  </pic:spPr>
+                </pic:pic>
+              </a:graphicData>
+            </a:graphic>
+          </wp:inline>
+        </w:drawing>
+      </w:r>
+    </w:p>
+    <w:p>
+      <w:pPr>
+        <w:tabs>
+          <w:tab w:val="left" w:pos="7410"/>
+        </w:tabs>
+        <w:spacing w:line="360" w:lineRule="auto"/>
         <w:rPr>
           <w:b/>
           <w:bCs/>
@@ -1875,6 +2308,7 @@
         <w:spacing w:line="360" w:lineRule="auto"/>
       </w:pPr>
       <w:r>
+        <w:lastRenderedPageBreak/>
         <w:t>The first object created Object 1becomes unreachable. We have no pointer to it anymore after reassigning a to b.</w:t>
       </w:r>
     </w:p>
@@ -1894,7 +2328,6 @@
           <w:b/>
           <w:bCs/>
         </w:rPr>
-        <w:lastRenderedPageBreak/>
         <w:t xml:space="preserve">3. Which destructor executes? </w:t>
       </w:r>
     </w:p>
@@ -1906,15 +2339,7 @@
         <w:spacing w:line="360" w:lineRule="auto"/>
       </w:pPr>
       <w:r>
-        <w:t xml:space="preserve">Only the destructor of the object pointed to by </w:t>
-      </w:r>
-      <w:proofErr w:type="gramStart"/>
-      <w:r>
-        <w:t>a</w:t>
-      </w:r>
-      <w:proofErr w:type="gramEnd"/>
-      <w:r>
-        <w:t xml:space="preserve"> after reassignment Object 2 executes when we call delete a;. The destructor of the first object never runs, causing a memory leak.</w:t>
+        <w:t>Only the destructor of the object pointed to by a after reassignment Object 2 executes when we call delete a;. The destructor of the first object never runs, causing a memory leak.</w:t>
       </w:r>
     </w:p>
     <w:p>
@@ -1949,18 +2374,166 @@
           <w:tab w:val="left" w:pos="7410"/>
         </w:tabs>
         <w:spacing w:line="360" w:lineRule="auto"/>
-        <w:rPr>
-          <w:b/>
-          <w:bCs/>
-        </w:rPr>
-      </w:pPr>
-      <w:r>
-        <w:rPr>
-          <w:b/>
-          <w:bCs/>
-        </w:rPr>
-        <w:t xml:space="preserve"> </w:t>
-      </w:r>
+        <w:jc w:val="center"/>
+        <w:rPr>
+          <w:noProof/>
+        </w:rPr>
+      </w:pPr>
+      <w:r>
+        <w:rPr>
+          <w:noProof/>
+        </w:rPr>
+        <w:drawing>
+          <wp:inline distT="0" distB="0" distL="0" distR="0" wp14:anchorId="1E696613" wp14:editId="4C7D9C2D">
+            <wp:extent cx="5051834" cy="4164330"/>
+            <wp:effectExtent l="0" t="0" r="0" b="0"/>
+            <wp:docPr id="241864490" name="Picture 12"/>
+            <wp:cNvGraphicFramePr>
+              <a:graphicFrameLocks xmlns:a="http://schemas.openxmlformats.org/drawingml/2006/main" noChangeAspect="1"/>
+            </wp:cNvGraphicFramePr>
+            <a:graphic xmlns:a="http://schemas.openxmlformats.org/drawingml/2006/main">
+              <a:graphicData uri="http://schemas.openxmlformats.org/drawingml/2006/picture">
+                <pic:pic xmlns:pic="http://schemas.openxmlformats.org/drawingml/2006/picture">
+                  <pic:nvPicPr>
+                    <pic:cNvPr id="0" name="Picture 23"/>
+                    <pic:cNvPicPr>
+                      <a:picLocks noChangeAspect="1" noChangeArrowheads="1"/>
+                    </pic:cNvPicPr>
+                  </pic:nvPicPr>
+                  <pic:blipFill>
+                    <a:blip r:embed="rId15">
+                      <a:extLst>
+                        <a:ext uri="{28A0092B-C50C-407E-A947-70E740481C1C}">
+                          <a14:useLocalDpi xmlns:a14="http://schemas.microsoft.com/office/drawing/2010/main" val="0"/>
+                        </a:ext>
+                      </a:extLst>
+                    </a:blip>
+                    <a:srcRect/>
+                    <a:stretch>
+                      <a:fillRect/>
+                    </a:stretch>
+                  </pic:blipFill>
+                  <pic:spPr bwMode="auto">
+                    <a:xfrm>
+                      <a:off x="0" y="0"/>
+                      <a:ext cx="5062436" cy="4173069"/>
+                    </a:xfrm>
+                    <a:prstGeom prst="rect">
+                      <a:avLst/>
+                    </a:prstGeom>
+                    <a:noFill/>
+                    <a:ln>
+                      <a:noFill/>
+                    </a:ln>
+                  </pic:spPr>
+                </pic:pic>
+              </a:graphicData>
+            </a:graphic>
+          </wp:inline>
+        </w:drawing>
+      </w:r>
+    </w:p>
+    <w:p>
+      <w:pPr>
+        <w:tabs>
+          <w:tab w:val="left" w:pos="7410"/>
+        </w:tabs>
+        <w:spacing w:line="360" w:lineRule="auto"/>
+        <w:rPr>
+          <w:noProof/>
+        </w:rPr>
+      </w:pPr>
+      <w:r>
+        <w:rPr>
+          <w:noProof/>
+        </w:rPr>
+        <w:t>Before writing a = b;, we use delete a;</w:t>
+      </w:r>
+    </w:p>
+    <w:p>
+      <w:pPr>
+        <w:tabs>
+          <w:tab w:val="left" w:pos="7410"/>
+        </w:tabs>
+        <w:spacing w:line="360" w:lineRule="auto"/>
+        <w:rPr>
+          <w:noProof/>
+        </w:rPr>
+      </w:pPr>
+      <w:r>
+        <w:rPr>
+          <w:noProof/>
+        </w:rPr>
+        <w:t>This deletes the first object so it is not lost in memory.</w:t>
+      </w:r>
+    </w:p>
+    <w:p>
+      <w:pPr>
+        <w:tabs>
+          <w:tab w:val="left" w:pos="7410"/>
+        </w:tabs>
+        <w:spacing w:line="360" w:lineRule="auto"/>
+        <w:rPr>
+          <w:noProof/>
+        </w:rPr>
+      </w:pPr>
+      <w:r>
+        <w:rPr>
+          <w:noProof/>
+        </w:rPr>
+        <w:t>Then we do a = b;</w:t>
+      </w:r>
+    </w:p>
+    <w:p>
+      <w:pPr>
+        <w:tabs>
+          <w:tab w:val="left" w:pos="7410"/>
+        </w:tabs>
+        <w:spacing w:line="360" w:lineRule="auto"/>
+        <w:rPr>
+          <w:noProof/>
+        </w:rPr>
+      </w:pPr>
+      <w:r>
+        <w:rPr>
+          <w:noProof/>
+        </w:rPr>
+        <w:t>Finally, we call delete a; to delete the second object.</w:t>
+      </w:r>
+    </w:p>
+    <w:p>
+      <w:pPr>
+        <w:tabs>
+          <w:tab w:val="left" w:pos="7410"/>
+        </w:tabs>
+        <w:spacing w:line="360" w:lineRule="auto"/>
+        <w:rPr>
+          <w:noProof/>
+        </w:rPr>
+      </w:pPr>
+    </w:p>
+    <w:p>
+      <w:pPr>
+        <w:tabs>
+          <w:tab w:val="left" w:pos="7410"/>
+        </w:tabs>
+        <w:spacing w:line="360" w:lineRule="auto"/>
+        <w:rPr>
+          <w:noProof/>
+        </w:rPr>
+      </w:pPr>
+    </w:p>
+    <w:p>
+      <w:pPr>
+        <w:tabs>
+          <w:tab w:val="left" w:pos="7410"/>
+        </w:tabs>
+        <w:spacing w:line="360" w:lineRule="auto"/>
+        <w:rPr>
+          <w:b/>
+          <w:bCs/>
+        </w:rPr>
+      </w:pPr>
     </w:p>
     <w:sectPr>
       <w:pgSz w:w="12240" w:h="15840"/>
@@ -3486,7 +4059,6 @@
     <w:next w:val="Normal"/>
     <w:link w:val="Heading3Char"/>
     <w:uiPriority w:val="9"/>
-    <w:semiHidden/>
     <w:unhideWhenUsed/>
     <w:qFormat/>
     <w:rsid w:val="00FC32E8"/>
@@ -3638,7 +4210,6 @@
   <w:style w:type="character" w:default="1" w:styleId="DefaultParagraphFont">
     <w:name w:val="Default Paragraph Font"/>
     <w:uiPriority w:val="1"/>
-    <w:semiHidden/>
     <w:unhideWhenUsed/>
   </w:style>
   <w:style w:type="table" w:default="1" w:styleId="TableNormal">
@@ -3694,7 +4265,6 @@
     <w:basedOn w:val="DefaultParagraphFont"/>
     <w:link w:val="Heading3"/>
     <w:uiPriority w:val="9"/>
-    <w:semiHidden/>
     <w:rsid w:val="00FC32E8"/>
     <w:rPr>
       <w:rFonts w:eastAsiaTheme="majorEastAsia" w:cstheme="majorBidi"/>

--- a/Rahma_25021519-239.docx
+++ b/Rahma_25021519-239.docx
@@ -4,21 +4,487 @@
   <w:body>
     <w:p>
       <w:pPr>
-        <w:spacing w:line="360" w:lineRule="auto"/>
+        <w:pBdr>
+          <w:bottom w:val="single" w:sz="24" w:space="1" w:color="auto"/>
+        </w:pBdr>
+        <w:rPr>
+          <w:rFonts w:ascii="Britannic Bold" w:hAnsi="Britannic Bold" w:cs="Cavolini"/>
+          <w:color w:val="002060"/>
+          <w:sz w:val="40"/>
+          <w:szCs w:val="40"/>
+        </w:rPr>
+      </w:pPr>
+    </w:p>
+    <w:p>
+      <w:pPr>
+        <w:pBdr>
+          <w:bottom w:val="single" w:sz="24" w:space="1" w:color="auto"/>
+        </w:pBdr>
+        <w:rPr>
+          <w:rFonts w:ascii="Britannic Bold" w:hAnsi="Britannic Bold" w:cs="Cavolini"/>
+          <w:color w:val="002060"/>
+          <w:sz w:val="44"/>
+          <w:szCs w:val="44"/>
+        </w:rPr>
+      </w:pPr>
+      <w:r>
+        <w:rPr>
+          <w:rFonts w:ascii="Britannic Bold" w:hAnsi="Britannic Bold" w:cs="Cavolini"/>
+          <w:color w:val="002060"/>
+          <w:sz w:val="44"/>
+          <w:szCs w:val="44"/>
+        </w:rPr>
+        <w:t xml:space="preserve">   </w:t>
+      </w:r>
+      <w:r>
+        <w:rPr>
+          <w:rFonts w:ascii="Britannic Bold" w:hAnsi="Britannic Bold" w:cs="Cavolini"/>
+          <w:color w:val="002060"/>
+          <w:sz w:val="44"/>
+          <w:szCs w:val="44"/>
+        </w:rPr>
+        <w:t xml:space="preserve">Constructors, Destructors &amp; Object Lifecycle  </w:t>
+      </w:r>
+    </w:p>
+    <w:p>
+      <w:pPr>
+        <w:rPr>
+          <w:rFonts w:ascii="Britannic Bold" w:hAnsi="Britannic Bold"/>
+          <w:color w:val="BF4E14" w:themeColor="accent2" w:themeShade="BF"/>
+          <w:sz w:val="32"/>
+          <w:szCs w:val="32"/>
+        </w:rPr>
+      </w:pPr>
+    </w:p>
+    <w:p>
+      <w:pPr>
         <w:jc w:val="center"/>
         <w:rPr>
-          <w:b/>
-          <w:bCs/>
+          <w:rFonts w:ascii="Britannic Bold" w:hAnsi="Britannic Bold"/>
+          <w:color w:val="BF4E14" w:themeColor="accent2" w:themeShade="BF"/>
+          <w:sz w:val="32"/>
+          <w:szCs w:val="32"/>
+        </w:rPr>
+      </w:pPr>
+      <w:r>
+        <w:rPr>
+          <w:rFonts w:ascii="Britannic Bold" w:hAnsi="Britannic Bold"/>
+          <w:color w:val="BF4E14" w:themeColor="accent2" w:themeShade="BF"/>
+          <w:sz w:val="32"/>
+          <w:szCs w:val="32"/>
+        </w:rPr>
+        <w:t>NAME : RAHMA NOOR</w:t>
+      </w:r>
+    </w:p>
+    <w:p>
+      <w:pPr>
+        <w:jc w:val="center"/>
+        <w:rPr>
+          <w:rFonts w:ascii="Britannic Bold" w:hAnsi="Britannic Bold"/>
+          <w:color w:val="BF4E14" w:themeColor="accent2" w:themeShade="BF"/>
+          <w:sz w:val="32"/>
+          <w:szCs w:val="32"/>
+        </w:rPr>
+      </w:pPr>
+      <w:r>
+        <w:rPr>
+          <w:rFonts w:ascii="Britannic Bold" w:hAnsi="Britannic Bold"/>
+          <w:color w:val="BF4E14" w:themeColor="accent2" w:themeShade="BF"/>
+          <w:sz w:val="32"/>
+          <w:szCs w:val="32"/>
+        </w:rPr>
+        <w:t>LAB TASK</w:t>
+      </w:r>
+      <w:r>
+        <w:rPr>
+          <w:rFonts w:ascii="Britannic Bold" w:hAnsi="Britannic Bold"/>
+          <w:color w:val="BF4E14" w:themeColor="accent2" w:themeShade="BF"/>
+          <w:sz w:val="32"/>
+          <w:szCs w:val="32"/>
+        </w:rPr>
+        <w:t xml:space="preserve"> BY: </w:t>
+      </w:r>
+      <w:r>
+        <w:rPr>
+          <w:rFonts w:ascii="Britannic Bold" w:hAnsi="Britannic Bold"/>
+          <w:color w:val="BF4E14" w:themeColor="accent2" w:themeShade="BF"/>
+          <w:sz w:val="32"/>
+          <w:szCs w:val="32"/>
+        </w:rPr>
+        <w:t>2501519-239</w:t>
+      </w:r>
+    </w:p>
+    <w:p>
+      <w:pPr>
+        <w:jc w:val="center"/>
+        <w:rPr>
+          <w:rFonts w:ascii="Britannic Bold" w:hAnsi="Britannic Bold"/>
+          <w:sz w:val="32"/>
+          <w:szCs w:val="32"/>
+        </w:rPr>
+      </w:pPr>
+      <w:r>
+        <w:rPr>
+          <w:rFonts w:ascii="Britannic Bold" w:hAnsi="Britannic Bold"/>
+          <w:color w:val="BF4E14" w:themeColor="accent2" w:themeShade="BF"/>
+          <w:sz w:val="32"/>
+          <w:szCs w:val="32"/>
+        </w:rPr>
+        <w:t>SUBMITTED TO:</w:t>
+      </w:r>
+      <w:r>
+        <w:rPr>
+          <w:rFonts w:ascii="Britannic Bold" w:hAnsi="Britannic Bold"/>
+          <w:color w:val="BF4E14" w:themeColor="accent2" w:themeShade="BF"/>
+          <w:sz w:val="32"/>
+          <w:szCs w:val="32"/>
+        </w:rPr>
+        <w:t xml:space="preserve"> </w:t>
+      </w:r>
+      <w:r>
+        <w:rPr>
+          <w:rFonts w:ascii="Britannic Bold" w:hAnsi="Britannic Bold"/>
+          <w:color w:val="BF4E14" w:themeColor="accent2" w:themeShade="BF"/>
+          <w:sz w:val="32"/>
+          <w:szCs w:val="32"/>
+        </w:rPr>
+        <w:t>RANA FAIZAN ALI</w:t>
+      </w:r>
+    </w:p>
+    <w:p>
+      <w:pPr>
+        <w:jc w:val="center"/>
+        <w:rPr>
+          <w:rFonts w:ascii="Britannic Bold" w:hAnsi="Britannic Bold"/>
           <w:sz w:val="28"/>
           <w:szCs w:val="28"/>
         </w:rPr>
       </w:pPr>
       <w:r>
         <w:rPr>
-          <w:b/>
-          <w:bCs/>
+          <w:rFonts w:ascii="Britannic Bold" w:hAnsi="Britannic Bold"/>
+          <w:noProof/>
           <w:sz w:val="28"/>
           <w:szCs w:val="28"/>
+        </w:rPr>
+        <w:drawing>
+          <wp:inline distT="0" distB="0" distL="0" distR="0" wp14:anchorId="02041016" wp14:editId="70E9DBD4">
+            <wp:extent cx="2863850" cy="2149540"/>
+            <wp:effectExtent l="304800" t="304800" r="317500" b="327025"/>
+            <wp:docPr id="1827414814" name="Picture 3"/>
+            <wp:cNvGraphicFramePr>
+              <a:graphicFrameLocks xmlns:a="http://schemas.openxmlformats.org/drawingml/2006/main" noChangeAspect="1"/>
+            </wp:cNvGraphicFramePr>
+            <a:graphic xmlns:a="http://schemas.openxmlformats.org/drawingml/2006/main">
+              <a:graphicData uri="http://schemas.openxmlformats.org/drawingml/2006/picture">
+                <pic:pic xmlns:pic="http://schemas.openxmlformats.org/drawingml/2006/picture">
+                  <pic:nvPicPr>
+                    <pic:cNvPr id="0" name="Picture 4"/>
+                    <pic:cNvPicPr>
+                      <a:picLocks noChangeAspect="1" noChangeArrowheads="1"/>
+                    </pic:cNvPicPr>
+                  </pic:nvPicPr>
+                  <pic:blipFill>
+                    <a:blip r:embed="rId5" cstate="print">
+                      <a:extLst>
+                        <a:ext uri="{28A0092B-C50C-407E-A947-70E740481C1C}">
+                          <a14:useLocalDpi xmlns:a14="http://schemas.microsoft.com/office/drawing/2010/main" val="0"/>
+                        </a:ext>
+                      </a:extLst>
+                    </a:blip>
+                    <a:srcRect/>
+                    <a:stretch>
+                      <a:fillRect/>
+                    </a:stretch>
+                  </pic:blipFill>
+                  <pic:spPr bwMode="auto">
+                    <a:xfrm>
+                      <a:off x="0" y="0"/>
+                      <a:ext cx="2875675" cy="2158415"/>
+                    </a:xfrm>
+                    <a:prstGeom prst="round2DiagRect">
+                      <a:avLst>
+                        <a:gd name="adj1" fmla="val 16667"/>
+                        <a:gd name="adj2" fmla="val 0"/>
+                      </a:avLst>
+                    </a:prstGeom>
+                    <a:ln w="88900" cap="sq">
+                      <a:solidFill>
+                        <a:srgbClr val="FFFFFF"/>
+                      </a:solidFill>
+                      <a:miter lim="800000"/>
+                    </a:ln>
+                    <a:effectLst>
+                      <a:outerShdw blurRad="254000" algn="tl" rotWithShape="0">
+                        <a:srgbClr val="0E2841">
+                          <a:alpha val="43000"/>
+                        </a:srgbClr>
+                      </a:outerShdw>
+                    </a:effectLst>
+                  </pic:spPr>
+                </pic:pic>
+              </a:graphicData>
+            </a:graphic>
+          </wp:inline>
+        </w:drawing>
+      </w:r>
+    </w:p>
+    <w:p>
+      <w:pPr>
+        <w:jc w:val="center"/>
+        <w:rPr>
+          <w:rFonts w:ascii="Britannic Bold" w:hAnsi="Britannic Bold"/>
+          <w:color w:val="BF4E14" w:themeColor="accent2" w:themeShade="BF"/>
+          <w:sz w:val="32"/>
+          <w:szCs w:val="32"/>
+        </w:rPr>
+      </w:pPr>
+      <w:r>
+        <w:rPr>
+          <w:rFonts w:ascii="Britannic Bold" w:hAnsi="Britannic Bold"/>
+          <w:color w:val="BF4E14" w:themeColor="accent2" w:themeShade="BF"/>
+          <w:sz w:val="32"/>
+          <w:szCs w:val="32"/>
+        </w:rPr>
+        <w:t xml:space="preserve">COURSE </w:t>
+      </w:r>
+      <w:r>
+        <w:rPr>
+          <w:rFonts w:ascii="Britannic Bold" w:hAnsi="Britannic Bold"/>
+          <w:color w:val="BF4E14" w:themeColor="accent2" w:themeShade="BF"/>
+          <w:sz w:val="32"/>
+          <w:szCs w:val="32"/>
+        </w:rPr>
+        <w:t>: OOP LAB</w:t>
+      </w:r>
+    </w:p>
+    <w:p>
+      <w:pPr>
+        <w:jc w:val="center"/>
+        <w:rPr>
+          <w:rFonts w:ascii="Britannic Bold" w:hAnsi="Britannic Bold"/>
+          <w:color w:val="BF4E14" w:themeColor="accent2" w:themeShade="BF"/>
+          <w:sz w:val="32"/>
+          <w:szCs w:val="32"/>
+        </w:rPr>
+      </w:pPr>
+      <w:r>
+        <w:rPr>
+          <w:rFonts w:ascii="Britannic Bold" w:hAnsi="Britannic Bold"/>
+          <w:color w:val="BF4E14" w:themeColor="accent2" w:themeShade="BF"/>
+          <w:sz w:val="32"/>
+          <w:szCs w:val="32"/>
+        </w:rPr>
+        <w:t xml:space="preserve">SEMESTER AND SESSION: </w:t>
+      </w:r>
+      <w:r>
+        <w:rPr>
+          <w:rFonts w:ascii="Britannic Bold" w:hAnsi="Britannic Bold"/>
+          <w:color w:val="BF4E14" w:themeColor="accent2" w:themeShade="BF"/>
+          <w:sz w:val="32"/>
+          <w:szCs w:val="32"/>
+        </w:rPr>
+        <w:t>2</w:t>
+      </w:r>
+      <w:r>
+        <w:rPr>
+          <w:rFonts w:ascii="Britannic Bold" w:hAnsi="Britannic Bold"/>
+          <w:color w:val="BF4E14" w:themeColor="accent2" w:themeShade="BF"/>
+          <w:sz w:val="32"/>
+          <w:szCs w:val="32"/>
+          <w:vertAlign w:val="superscript"/>
+        </w:rPr>
+        <w:t>nd</w:t>
+      </w:r>
+      <w:r>
+        <w:rPr>
+          <w:rFonts w:ascii="Britannic Bold" w:hAnsi="Britannic Bold"/>
+          <w:color w:val="BF4E14" w:themeColor="accent2" w:themeShade="BF"/>
+          <w:sz w:val="32"/>
+          <w:szCs w:val="32"/>
+        </w:rPr>
+        <w:t>(2025-2029)</w:t>
+      </w:r>
+    </w:p>
+    <w:p>
+      <w:pPr>
+        <w:jc w:val="center"/>
+        <w:rPr>
+          <w:rFonts w:ascii="Britannic Bold" w:hAnsi="Britannic Bold"/>
+          <w:color w:val="BF4E14" w:themeColor="accent2" w:themeShade="BF"/>
+          <w:sz w:val="32"/>
+          <w:szCs w:val="32"/>
+        </w:rPr>
+      </w:pPr>
+      <w:r>
+        <w:rPr>
+          <w:rFonts w:ascii="Britannic Bold" w:hAnsi="Britannic Bold"/>
+          <w:color w:val="BF4E14" w:themeColor="accent2" w:themeShade="BF"/>
+          <w:sz w:val="32"/>
+          <w:szCs w:val="32"/>
+        </w:rPr>
+        <w:t xml:space="preserve">SUBMISSION DATE: </w:t>
+      </w:r>
+      <w:r>
+        <w:rPr>
+          <w:rFonts w:ascii="Britannic Bold" w:hAnsi="Britannic Bold"/>
+          <w:color w:val="BF4E14" w:themeColor="accent2" w:themeShade="BF"/>
+          <w:sz w:val="32"/>
+          <w:szCs w:val="32"/>
+        </w:rPr>
+        <w:t>0</w:t>
+      </w:r>
+      <w:r>
+        <w:rPr>
+          <w:rFonts w:ascii="Britannic Bold" w:hAnsi="Britannic Bold"/>
+          <w:color w:val="BF4E14" w:themeColor="accent2" w:themeShade="BF"/>
+          <w:sz w:val="32"/>
+          <w:szCs w:val="32"/>
+        </w:rPr>
+        <w:t>2</w:t>
+      </w:r>
+      <w:r>
+        <w:rPr>
+          <w:rFonts w:ascii="Britannic Bold" w:hAnsi="Britannic Bold"/>
+          <w:color w:val="BF4E14" w:themeColor="accent2" w:themeShade="BF"/>
+          <w:sz w:val="32"/>
+          <w:szCs w:val="32"/>
+        </w:rPr>
+        <w:t>.</w:t>
+      </w:r>
+      <w:r>
+        <w:rPr>
+          <w:rFonts w:ascii="Britannic Bold" w:hAnsi="Britannic Bold"/>
+          <w:color w:val="BF4E14" w:themeColor="accent2" w:themeShade="BF"/>
+          <w:sz w:val="32"/>
+          <w:szCs w:val="32"/>
+        </w:rPr>
+        <w:t>03</w:t>
+      </w:r>
+      <w:r>
+        <w:rPr>
+          <w:rFonts w:ascii="Britannic Bold" w:hAnsi="Britannic Bold"/>
+          <w:color w:val="BF4E14" w:themeColor="accent2" w:themeShade="BF"/>
+          <w:sz w:val="32"/>
+          <w:szCs w:val="32"/>
+        </w:rPr>
+        <w:t>.202</w:t>
+      </w:r>
+      <w:r>
+        <w:rPr>
+          <w:rFonts w:ascii="Britannic Bold" w:hAnsi="Britannic Bold"/>
+          <w:color w:val="BF4E14" w:themeColor="accent2" w:themeShade="BF"/>
+          <w:sz w:val="32"/>
+          <w:szCs w:val="32"/>
+        </w:rPr>
+        <w:t>6</w:t>
+      </w:r>
+    </w:p>
+    <w:p>
+      <w:pPr>
+        <w:rPr>
+          <w:rFonts w:ascii="Britannic Bold" w:hAnsi="Britannic Bold"/>
+          <w:color w:val="BF4E14" w:themeColor="accent2" w:themeShade="BF"/>
+          <w:sz w:val="32"/>
+          <w:szCs w:val="32"/>
+        </w:rPr>
+      </w:pPr>
+    </w:p>
+    <w:p>
+      <w:pPr>
+        <w:pBdr>
+          <w:top w:val="single" w:sz="24" w:space="1" w:color="auto"/>
+        </w:pBdr>
+        <w:jc w:val="center"/>
+        <w:rPr>
+          <w:rFonts w:ascii="Britannic Bold" w:hAnsi="Britannic Bold"/>
+          <w:color w:val="002060"/>
+          <w:sz w:val="36"/>
+          <w:szCs w:val="36"/>
+        </w:rPr>
+      </w:pPr>
+    </w:p>
+    <w:p>
+      <w:pPr>
+        <w:jc w:val="center"/>
+        <w:rPr>
+          <w:rFonts w:ascii="Britannic Bold" w:hAnsi="Britannic Bold"/>
+          <w:color w:val="002060"/>
+          <w:sz w:val="36"/>
+          <w:szCs w:val="36"/>
+        </w:rPr>
+      </w:pPr>
+      <w:r>
+        <w:rPr>
+          <w:rFonts w:ascii="Britannic Bold" w:hAnsi="Britannic Bold"/>
+          <w:color w:val="002060"/>
+          <w:sz w:val="36"/>
+          <w:szCs w:val="36"/>
+        </w:rPr>
+        <w:t>DEPARTMENT OF COMPUTER SCIENCE</w:t>
+      </w:r>
+    </w:p>
+    <w:p>
+      <w:pPr>
+        <w:jc w:val="center"/>
+        <w:rPr>
+          <w:rFonts w:ascii="Britannic Bold" w:hAnsi="Britannic Bold"/>
+          <w:color w:val="002060"/>
+          <w:sz w:val="36"/>
+          <w:szCs w:val="36"/>
+        </w:rPr>
+      </w:pPr>
+      <w:r>
+        <w:rPr>
+          <w:rFonts w:ascii="Britannic Bold" w:hAnsi="Britannic Bold"/>
+          <w:color w:val="002060"/>
+          <w:sz w:val="36"/>
+          <w:szCs w:val="36"/>
+        </w:rPr>
+        <w:t>UNIVERSITY OF GUJRAT</w:t>
+      </w:r>
+    </w:p>
+    <w:p>
+      <w:pPr>
+        <w:spacing w:line="360" w:lineRule="auto"/>
+        <w:jc w:val="center"/>
+        <w:rPr>
+          <w:b/>
+          <w:bCs/>
+          <w:sz w:val="28"/>
+          <w:szCs w:val="28"/>
+        </w:rPr>
+      </w:pPr>
+    </w:p>
+    <w:p>
+      <w:pPr>
+        <w:spacing w:line="360" w:lineRule="auto"/>
+        <w:jc w:val="center"/>
+        <w:rPr>
+          <w:b/>
+          <w:bCs/>
+          <w:sz w:val="28"/>
+          <w:szCs w:val="28"/>
+        </w:rPr>
+      </w:pPr>
+    </w:p>
+    <w:p>
+      <w:pPr>
+        <w:spacing w:line="360" w:lineRule="auto"/>
+        <w:jc w:val="center"/>
+        <w:rPr>
+          <w:b/>
+          <w:bCs/>
+          <w:sz w:val="32"/>
+          <w:szCs w:val="32"/>
+        </w:rPr>
+      </w:pPr>
+      <w:r>
+        <w:rPr>
+          <w:b/>
+          <w:bCs/>
+          <w:sz w:val="32"/>
+          <w:szCs w:val="32"/>
         </w:rPr>
         <w:t>Task 1: LIFO Behavior on Stack</w:t>
       </w:r>
@@ -90,7 +556,7 @@
                     </pic:cNvPicPr>
                   </pic:nvPicPr>
                   <pic:blipFill>
-                    <a:blip r:embed="rId5">
+                    <a:blip r:embed="rId6">
                       <a:extLst>
                         <a:ext uri="{28A0092B-C50C-407E-A947-70E740481C1C}">
                           <a14:useLocalDpi xmlns:a14="http://schemas.microsoft.com/office/drawing/2010/main" val="0"/>
@@ -131,6 +597,7 @@
         <w:rPr>
           <w:noProof/>
         </w:rPr>
+        <w:lastRenderedPageBreak/>
         <w:drawing>
           <wp:inline distT="0" distB="0" distL="0" distR="0" wp14:anchorId="75410270" wp14:editId="500048D6">
             <wp:extent cx="5230690" cy="1424791"/>
@@ -149,7 +616,7 @@
                     </pic:cNvPicPr>
                   </pic:nvPicPr>
                   <pic:blipFill>
-                    <a:blip r:embed="rId6">
+                    <a:blip r:embed="rId7">
                       <a:extLst>
                         <a:ext uri="{28A0092B-C50C-407E-A947-70E740481C1C}">
                           <a14:useLocalDpi xmlns:a14="http://schemas.microsoft.com/office/drawing/2010/main" val="0"/>
@@ -197,7 +664,6 @@
           <w:b/>
           <w:bCs/>
         </w:rPr>
-        <w:lastRenderedPageBreak/>
         <w:t>Q1: Write the exact constructor and destructor execution order.</w:t>
       </w:r>
     </w:p>
@@ -320,7 +786,15 @@
         <w:spacing w:line="360" w:lineRule="auto"/>
       </w:pPr>
       <w:r>
-        <w:t>This shows that objects inside inner are destroyed before the object in outer.</w:t>
+        <w:t xml:space="preserve">This shows that objects inside </w:t>
+      </w:r>
+      <w:proofErr w:type="gramStart"/>
+      <w:r>
+        <w:t>inner</w:t>
+      </w:r>
+      <w:proofErr w:type="gramEnd"/>
+      <w:r>
+        <w:t xml:space="preserve"> are destroyed before the object in outer.</w:t>
       </w:r>
     </w:p>
     <w:p>
@@ -448,6 +922,7 @@
         <w:spacing w:line="360" w:lineRule="auto"/>
       </w:pPr>
       <w:r>
+        <w:lastRenderedPageBreak/>
         <w:t>In simple words, stack objects are destroyed automatically when they go out of scope.</w:t>
       </w:r>
     </w:p>
@@ -461,57 +936,88 @@
         <w:rPr>
           <w:b/>
           <w:bCs/>
+          <w:sz w:val="32"/>
+          <w:szCs w:val="32"/>
+        </w:rPr>
+      </w:pPr>
+      <w:r>
+        <w:rPr>
+          <w:b/>
+          <w:bCs/>
+          <w:sz w:val="32"/>
+          <w:szCs w:val="32"/>
+        </w:rPr>
+        <w:t>Task 2: Stack vs Heap Comparison</w:t>
+      </w:r>
+    </w:p>
+    <w:p>
+      <w:pPr>
+        <w:tabs>
+          <w:tab w:val="left" w:pos="7410"/>
+        </w:tabs>
+        <w:spacing w:line="360" w:lineRule="auto"/>
+        <w:rPr>
+          <w:b/>
+          <w:bCs/>
+        </w:rPr>
+      </w:pPr>
+      <w:r>
+        <w:rPr>
+          <w:b/>
+          <w:bCs/>
+        </w:rPr>
+        <w:t xml:space="preserve">Create a class Memory Check with constructors, destructors, and a method to print the object address using </w:t>
+      </w:r>
+      <w:proofErr w:type="gramStart"/>
+      <w:r>
+        <w:rPr>
+          <w:b/>
+          <w:bCs/>
+        </w:rPr>
+        <w:t>the this</w:t>
+      </w:r>
+      <w:proofErr w:type="gramEnd"/>
+      <w:r>
+        <w:rPr>
+          <w:b/>
+          <w:bCs/>
+        </w:rPr>
+        <w:t xml:space="preserve"> pointer. Create objects on both the stack and the heap. Delete only one heap object.</w:t>
+      </w:r>
+    </w:p>
+    <w:p>
+      <w:pPr>
+        <w:tabs>
+          <w:tab w:val="left" w:pos="7410"/>
+        </w:tabs>
+        <w:spacing w:line="360" w:lineRule="auto"/>
+        <w:rPr>
           <w:sz w:val="28"/>
           <w:szCs w:val="28"/>
         </w:rPr>
       </w:pPr>
       <w:r>
         <w:rPr>
-          <w:b/>
-          <w:bCs/>
           <w:sz w:val="28"/>
           <w:szCs w:val="28"/>
         </w:rPr>
-        <w:t>Task 2: Stack vs Heap Comparison</w:t>
-      </w:r>
-    </w:p>
-    <w:p>
-      <w:pPr>
-        <w:tabs>
-          <w:tab w:val="left" w:pos="7410"/>
-        </w:tabs>
-        <w:spacing w:line="360" w:lineRule="auto"/>
-        <w:rPr>
-          <w:b/>
-          <w:bCs/>
-        </w:rPr>
-      </w:pPr>
-      <w:r>
-        <w:rPr>
-          <w:b/>
-          <w:bCs/>
-        </w:rPr>
-        <w:t>Create a class Memory Check with constructors, destructors, and a method to print the object address using the this pointer. Create objects on both the stack and the heap. Delete only one heap object.</w:t>
-      </w:r>
-    </w:p>
-    <w:p>
-      <w:pPr>
-        <w:tabs>
-          <w:tab w:val="left" w:pos="7410"/>
-        </w:tabs>
-        <w:spacing w:line="360" w:lineRule="auto"/>
+        <w:t xml:space="preserve">• Implement class </w:t>
+      </w:r>
+      <w:proofErr w:type="spellStart"/>
+      <w:r>
         <w:rPr>
           <w:sz w:val="28"/>
           <w:szCs w:val="28"/>
         </w:rPr>
-      </w:pPr>
+        <w:t>MemoryCheck</w:t>
+      </w:r>
+      <w:proofErr w:type="spellEnd"/>
       <w:r>
         <w:rPr>
           <w:sz w:val="28"/>
           <w:szCs w:val="28"/>
         </w:rPr>
-        <w:lastRenderedPageBreak/>
-        <w:t>• Implement class MemoryCheck with constructors, destructor, and address printing.</w:t>
+        <w:t xml:space="preserve"> with constructors, destructor, and address printing.</w:t>
       </w:r>
     </w:p>
     <w:p>
@@ -599,7 +1105,7 @@
                     </pic:cNvPicPr>
                   </pic:nvPicPr>
                   <pic:blipFill>
-                    <a:blip r:embed="rId7">
+                    <a:blip r:embed="rId8">
                       <a:extLst>
                         <a:ext uri="{28A0092B-C50C-407E-A947-70E740481C1C}">
                           <a14:useLocalDpi xmlns:a14="http://schemas.microsoft.com/office/drawing/2010/main" val="0"/>
@@ -649,6 +1155,7 @@
         <w:rPr>
           <w:noProof/>
         </w:rPr>
+        <w:lastRenderedPageBreak/>
         <w:drawing>
           <wp:inline distT="0" distB="0" distL="0" distR="0" wp14:anchorId="3453A3BC" wp14:editId="75A87C52">
             <wp:extent cx="4712970" cy="1976120"/>
@@ -667,7 +1174,7 @@
                     </pic:cNvPicPr>
                   </pic:nvPicPr>
                   <pic:blipFill>
-                    <a:blip r:embed="rId8">
+                    <a:blip r:embed="rId9">
                       <a:extLst>
                         <a:ext uri="{28A0092B-C50C-407E-A947-70E740481C1C}">
                           <a14:useLocalDpi xmlns:a14="http://schemas.microsoft.com/office/drawing/2010/main" val="0"/>
@@ -719,7 +1226,6 @@
           <w:sz w:val="28"/>
           <w:szCs w:val="28"/>
         </w:rPr>
-        <w:lastRenderedPageBreak/>
         <w:t>Questions:</w:t>
       </w:r>
     </w:p>
@@ -1047,19 +1553,37 @@
         <w:rPr>
           <w:b/>
           <w:bCs/>
+          <w:sz w:val="32"/>
+          <w:szCs w:val="32"/>
+        </w:rPr>
+      </w:pPr>
+      <w:r>
+        <w:rPr>
+          <w:b/>
+          <w:bCs/>
+          <w:sz w:val="32"/>
+          <w:szCs w:val="32"/>
+        </w:rPr>
+        <w:lastRenderedPageBreak/>
+        <w:t>Task 3: Copy Constructor Analysis</w:t>
+      </w:r>
+    </w:p>
+    <w:p>
+      <w:pPr>
+        <w:pStyle w:val="ListParagraph"/>
+        <w:tabs>
+          <w:tab w:val="left" w:pos="7410"/>
+        </w:tabs>
+        <w:spacing w:line="360" w:lineRule="auto"/>
+        <w:ind w:left="410"/>
+        <w:jc w:val="center"/>
+        <w:rPr>
+          <w:b/>
+          <w:bCs/>
           <w:sz w:val="28"/>
           <w:szCs w:val="28"/>
         </w:rPr>
       </w:pPr>
-      <w:r>
-        <w:rPr>
-          <w:b/>
-          <w:bCs/>
-          <w:sz w:val="28"/>
-          <w:szCs w:val="28"/>
-        </w:rPr>
-        <w:t>Task 3: Copy Constructor Analysis</w:t>
-      </w:r>
     </w:p>
     <w:p>
       <w:pPr>
@@ -1069,14 +1593,18 @@
         </w:tabs>
         <w:spacing w:line="360" w:lineRule="auto"/>
         <w:ind w:left="410"/>
-        <w:jc w:val="center"/>
-        <w:rPr>
-          <w:b/>
-          <w:bCs/>
-          <w:sz w:val="28"/>
-          <w:szCs w:val="28"/>
-        </w:rPr>
-      </w:pPr>
+        <w:rPr>
+          <w:b/>
+          <w:bCs/>
+        </w:rPr>
+      </w:pPr>
+      <w:r>
+        <w:rPr>
+          <w:b/>
+          <w:bCs/>
+        </w:rPr>
+        <w:t>Create a class Book with a default constructor, parameterized constructor, copy constructor, and destructor. Create multiple objects using different initialization techniques.</w:t>
+      </w:r>
     </w:p>
     <w:p>
       <w:pPr>
@@ -1086,17 +1614,9 @@
         </w:tabs>
         <w:spacing w:line="360" w:lineRule="auto"/>
         <w:ind w:left="410"/>
-        <w:rPr>
-          <w:b/>
-          <w:bCs/>
-        </w:rPr>
-      </w:pPr>
-      <w:r>
-        <w:rPr>
-          <w:b/>
-          <w:bCs/>
-        </w:rPr>
-        <w:t>Create a class Book with a default constructor, parameterized constructor, copy constructor, and destructor. Create multiple objects using different initialization techniques.</w:t>
+      </w:pPr>
+      <w:r>
+        <w:t xml:space="preserve"> • Implement class Book with all four special member functions.</w:t>
       </w:r>
     </w:p>
     <w:p>
@@ -1109,7 +1629,7 @@
         <w:ind w:left="410"/>
       </w:pPr>
       <w:r>
-        <w:t xml:space="preserve"> • Implement class Book with all four special member functions.</w:t>
+        <w:t xml:space="preserve"> • Create objects using default construction, parameterized construction, and copy construction. </w:t>
       </w:r>
     </w:p>
     <w:p>
@@ -1122,20 +1642,6 @@
         <w:ind w:left="410"/>
       </w:pPr>
       <w:r>
-        <w:t xml:space="preserve"> • Create objects using default construction, parameterized construction, and copy construction. </w:t>
-      </w:r>
-    </w:p>
-    <w:p>
-      <w:pPr>
-        <w:pStyle w:val="ListParagraph"/>
-        <w:tabs>
-          <w:tab w:val="left" w:pos="7410"/>
-        </w:tabs>
-        <w:spacing w:line="360" w:lineRule="auto"/>
-        <w:ind w:left="410"/>
-      </w:pPr>
-      <w:r>
-        <w:lastRenderedPageBreak/>
         <w:t xml:space="preserve">• Use different copy syntax: Book b2 = b1; and Book b3(b1);. </w:t>
       </w:r>
     </w:p>
@@ -1171,7 +1677,7 @@
                     </pic:cNvPicPr>
                   </pic:nvPicPr>
                   <pic:blipFill>
-                    <a:blip r:embed="rId9">
+                    <a:blip r:embed="rId10">
                       <a:extLst>
                         <a:ext uri="{28A0092B-C50C-407E-A947-70E740481C1C}">
                           <a14:useLocalDpi xmlns:a14="http://schemas.microsoft.com/office/drawing/2010/main" val="0"/>
@@ -1217,6 +1723,7 @@
         <w:rPr>
           <w:noProof/>
         </w:rPr>
+        <w:lastRenderedPageBreak/>
         <w:drawing>
           <wp:inline distT="0" distB="0" distL="0" distR="0" wp14:anchorId="30F983DC" wp14:editId="7B18D3E7">
             <wp:extent cx="5727428" cy="2030506"/>
@@ -1235,7 +1742,7 @@
                     </pic:cNvPicPr>
                   </pic:nvPicPr>
                   <pic:blipFill>
-                    <a:blip r:embed="rId10">
+                    <a:blip r:embed="rId11">
                       <a:extLst>
                         <a:ext uri="{28A0092B-C50C-407E-A947-70E740481C1C}">
                           <a14:useLocalDpi xmlns:a14="http://schemas.microsoft.com/office/drawing/2010/main" val="0"/>
@@ -1339,9 +1846,13 @@
         <w:spacing w:line="360" w:lineRule="auto"/>
       </w:pPr>
       <w:r>
-        <w:lastRenderedPageBreak/>
-        <w:t>Book b2 = b1;</w:t>
-      </w:r>
+        <w:t xml:space="preserve">Book b2 = </w:t>
+      </w:r>
+      <w:proofErr w:type="gramStart"/>
+      <w:r>
+        <w:t>b1;</w:t>
+      </w:r>
+      <w:proofErr w:type="gramEnd"/>
     </w:p>
     <w:p>
       <w:pPr>
@@ -1356,8 +1867,13 @@
         <w:spacing w:line="360" w:lineRule="auto"/>
       </w:pPr>
       <w:r>
-        <w:t>Book b3(b1);</w:t>
-      </w:r>
+        <w:t>Book b3(b1</w:t>
+      </w:r>
+      <w:proofErr w:type="gramStart"/>
+      <w:r>
+        <w:t>);</w:t>
+      </w:r>
+      <w:proofErr w:type="gramEnd"/>
     </w:p>
     <w:p>
       <w:pPr>
@@ -1583,6 +2099,7 @@
         <w:spacing w:line="360" w:lineRule="auto"/>
       </w:pPr>
       <w:r>
+        <w:lastRenderedPageBreak/>
         <w:t>They can have the same data, but they are stored in different places in memory.</w:t>
       </w:r>
     </w:p>
@@ -1612,38 +2129,38 @@
         <w:rPr>
           <w:b/>
           <w:bCs/>
+          <w:sz w:val="32"/>
+          <w:szCs w:val="32"/>
+        </w:rPr>
+      </w:pPr>
+      <w:r>
+        <w:rPr>
+          <w:b/>
+          <w:bCs/>
+          <w:sz w:val="32"/>
+          <w:szCs w:val="32"/>
+        </w:rPr>
+        <w:t>Task 5: Object Composition</w:t>
+      </w:r>
+    </w:p>
+    <w:p>
+      <w:pPr>
+        <w:tabs>
+          <w:tab w:val="left" w:pos="7410"/>
+        </w:tabs>
+        <w:spacing w:line="360" w:lineRule="auto"/>
+        <w:rPr>
+          <w:b/>
+          <w:bCs/>
+        </w:rPr>
+      </w:pPr>
+      <w:r>
+        <w:rPr>
+          <w:b/>
+          <w:bCs/>
           <w:sz w:val="28"/>
           <w:szCs w:val="28"/>
         </w:rPr>
-      </w:pPr>
-      <w:r>
-        <w:rPr>
-          <w:b/>
-          <w:bCs/>
-          <w:sz w:val="28"/>
-          <w:szCs w:val="28"/>
-        </w:rPr>
-        <w:t>Task 5: Object Composition</w:t>
-      </w:r>
-    </w:p>
-    <w:p>
-      <w:pPr>
-        <w:tabs>
-          <w:tab w:val="left" w:pos="7410"/>
-        </w:tabs>
-        <w:spacing w:line="360" w:lineRule="auto"/>
-        <w:rPr>
-          <w:b/>
-          <w:bCs/>
-        </w:rPr>
-      </w:pPr>
-      <w:r>
-        <w:rPr>
-          <w:b/>
-          <w:bCs/>
-          <w:sz w:val="28"/>
-          <w:szCs w:val="28"/>
-        </w:rPr>
         <w:t xml:space="preserve"> </w:t>
       </w:r>
       <w:r>
@@ -1699,7 +2216,6 @@
         <w:rPr>
           <w:noProof/>
         </w:rPr>
-        <w:lastRenderedPageBreak/>
         <w:drawing>
           <wp:inline distT="0" distB="0" distL="0" distR="0" wp14:anchorId="513A9DB0" wp14:editId="2A4BF47F">
             <wp:extent cx="5345430" cy="4056185"/>
@@ -1718,7 +2234,7 @@
                     </pic:cNvPicPr>
                   </pic:nvPicPr>
                   <pic:blipFill>
-                    <a:blip r:embed="rId11">
+                    <a:blip r:embed="rId12">
                       <a:extLst>
                         <a:ext uri="{28A0092B-C50C-407E-A947-70E740481C1C}">
                           <a14:useLocalDpi xmlns:a14="http://schemas.microsoft.com/office/drawing/2010/main" val="0"/>
@@ -1762,6 +2278,7 @@
         <w:rPr>
           <w:noProof/>
         </w:rPr>
+        <w:lastRenderedPageBreak/>
         <w:drawing>
           <wp:inline distT="0" distB="0" distL="0" distR="0" wp14:anchorId="49430E4A" wp14:editId="7D4DB694">
             <wp:extent cx="5345430" cy="1524000"/>
@@ -1780,7 +2297,7 @@
                     </pic:cNvPicPr>
                   </pic:nvPicPr>
                   <pic:blipFill>
-                    <a:blip r:embed="rId12">
+                    <a:blip r:embed="rId13">
                       <a:extLst>
                         <a:ext uri="{28A0092B-C50C-407E-A947-70E740481C1C}">
                           <a14:useLocalDpi xmlns:a14="http://schemas.microsoft.com/office/drawing/2010/main" val="0"/>
@@ -1871,7 +2388,15 @@
         <w:t xml:space="preserve">  </w:t>
       </w:r>
       <w:r>
-        <w:t>constructed before the Car constructor body runs. Since Engine is a member inside Car, it is created first.</w:t>
+        <w:t xml:space="preserve">constructed before the Car constructor body runs. Since Engine is a member inside Car, it </w:t>
+      </w:r>
+      <w:proofErr w:type="gramStart"/>
+      <w:r>
+        <w:t>is</w:t>
+      </w:r>
+      <w:proofErr w:type="gramEnd"/>
+      <w:r>
+        <w:t xml:space="preserve"> created first.</w:t>
       </w:r>
     </w:p>
     <w:p>
@@ -1901,7 +2426,6 @@
         <w:spacing w:line="360" w:lineRule="auto"/>
       </w:pPr>
       <w:r>
-        <w:lastRenderedPageBreak/>
         <w:t>The Car destructor runs first. When the Car object’s life ends, its destructor runs, and after that the Engine destructor runs automatically. Member objects are destroyed after the outer object.</w:t>
       </w:r>
     </w:p>
@@ -2009,24 +2533,30 @@
         <w:rPr>
           <w:b/>
           <w:bCs/>
-        </w:rPr>
-      </w:pPr>
-    </w:p>
-    <w:p>
-      <w:pPr>
-        <w:tabs>
-          <w:tab w:val="left" w:pos="7410"/>
-        </w:tabs>
-        <w:spacing w:line="360" w:lineRule="auto"/>
-        <w:rPr>
-          <w:b/>
-          <w:bCs/>
-        </w:rPr>
-      </w:pPr>
-      <w:r>
-        <w:rPr>
-          <w:b/>
-          <w:bCs/>
+          <w:sz w:val="36"/>
+          <w:szCs w:val="36"/>
+        </w:rPr>
+      </w:pPr>
+    </w:p>
+    <w:p>
+      <w:pPr>
+        <w:tabs>
+          <w:tab w:val="left" w:pos="7410"/>
+        </w:tabs>
+        <w:spacing w:line="360" w:lineRule="auto"/>
+        <w:rPr>
+          <w:b/>
+          <w:bCs/>
+          <w:sz w:val="36"/>
+          <w:szCs w:val="36"/>
+        </w:rPr>
+      </w:pPr>
+      <w:r>
+        <w:rPr>
+          <w:b/>
+          <w:bCs/>
+          <w:sz w:val="36"/>
+          <w:szCs w:val="36"/>
         </w:rPr>
         <w:t xml:space="preserve">                      </w:t>
       </w:r>
@@ -2034,8 +2564,8 @@
         <w:rPr>
           <w:b/>
           <w:bCs/>
-          <w:sz w:val="28"/>
-          <w:szCs w:val="28"/>
+          <w:sz w:val="36"/>
+          <w:szCs w:val="36"/>
         </w:rPr>
         <w:t xml:space="preserve">     </w:t>
       </w:r>
@@ -2043,8 +2573,8 @@
         <w:rPr>
           <w:b/>
           <w:bCs/>
-          <w:sz w:val="28"/>
-          <w:szCs w:val="28"/>
+          <w:sz w:val="36"/>
+          <w:szCs w:val="36"/>
         </w:rPr>
         <w:t>Task 8: Pointer Reassignment &amp; Memory Leak</w:t>
       </w:r>
@@ -2119,7 +2649,6 @@
         <w:rPr>
           <w:noProof/>
         </w:rPr>
-        <w:lastRenderedPageBreak/>
         <w:drawing>
           <wp:inline distT="0" distB="0" distL="0" distR="0" wp14:anchorId="71B9DE44" wp14:editId="6CA25AF1">
             <wp:extent cx="5943600" cy="4384713"/>
@@ -2138,7 +2667,7 @@
                     </pic:cNvPicPr>
                   </pic:nvPicPr>
                   <pic:blipFill>
-                    <a:blip r:embed="rId13">
+                    <a:blip r:embed="rId14">
                       <a:extLst>
                         <a:ext uri="{28A0092B-C50C-407E-A947-70E740481C1C}">
                           <a14:useLocalDpi xmlns:a14="http://schemas.microsoft.com/office/drawing/2010/main" val="0"/>
@@ -2182,6 +2711,7 @@
         <w:rPr>
           <w:noProof/>
         </w:rPr>
+        <w:lastRenderedPageBreak/>
         <w:drawing>
           <wp:inline distT="0" distB="0" distL="0" distR="0" wp14:anchorId="3561833E" wp14:editId="75D4A199">
             <wp:extent cx="3888954" cy="1364615"/>
@@ -2200,7 +2730,7 @@
                     </pic:cNvPicPr>
                   </pic:nvPicPr>
                   <pic:blipFill>
-                    <a:blip r:embed="rId14">
+                    <a:blip r:embed="rId15">
                       <a:extLst>
                         <a:ext uri="{28A0092B-C50C-407E-A947-70E740481C1C}">
                           <a14:useLocalDpi xmlns:a14="http://schemas.microsoft.com/office/drawing/2010/main" val="0"/>
@@ -2308,81 +2838,89 @@
         <w:spacing w:line="360" w:lineRule="auto"/>
       </w:pPr>
       <w:r>
+        <w:t>The first object created Object 1becomes unreachable. We have no pointer to it anymore after reassigning a to b.</w:t>
+      </w:r>
+    </w:p>
+    <w:p>
+      <w:pPr>
+        <w:tabs>
+          <w:tab w:val="left" w:pos="7410"/>
+        </w:tabs>
+        <w:spacing w:line="360" w:lineRule="auto"/>
+        <w:rPr>
+          <w:b/>
+          <w:bCs/>
+        </w:rPr>
+      </w:pPr>
+      <w:r>
+        <w:rPr>
+          <w:b/>
+          <w:bCs/>
+        </w:rPr>
+        <w:t xml:space="preserve">3. Which destructor executes? </w:t>
+      </w:r>
+    </w:p>
+    <w:p>
+      <w:pPr>
+        <w:tabs>
+          <w:tab w:val="left" w:pos="7410"/>
+        </w:tabs>
+        <w:spacing w:line="360" w:lineRule="auto"/>
+      </w:pPr>
+      <w:r>
+        <w:t xml:space="preserve">Only the destructor of the object pointed to by </w:t>
+      </w:r>
+      <w:proofErr w:type="gramStart"/>
+      <w:r>
+        <w:t>a</w:t>
+      </w:r>
+      <w:proofErr w:type="gramEnd"/>
+      <w:r>
+        <w:t xml:space="preserve"> after reassignment Object 2 executes when we call delete a;. The destructor of the first object never runs, causing a memory leak.</w:t>
+      </w:r>
+    </w:p>
+    <w:p>
+      <w:pPr>
+        <w:tabs>
+          <w:tab w:val="left" w:pos="7410"/>
+        </w:tabs>
+        <w:spacing w:line="360" w:lineRule="auto"/>
+        <w:rPr>
+          <w:b/>
+          <w:bCs/>
+        </w:rPr>
+      </w:pPr>
+      <w:r>
+        <w:rPr>
+          <w:b/>
+          <w:bCs/>
+        </w:rPr>
+        <w:t>4. Fix the code and explain your correction.</w:t>
+      </w:r>
+      <w:r>
+        <w:rPr>
+          <w:b/>
+          <w:bCs/>
+        </w:rPr>
+        <w:t xml:space="preserve">      </w:t>
+      </w:r>
+    </w:p>
+    <w:p>
+      <w:pPr>
+        <w:tabs>
+          <w:tab w:val="left" w:pos="7410"/>
+        </w:tabs>
+        <w:spacing w:line="360" w:lineRule="auto"/>
+        <w:jc w:val="center"/>
+        <w:rPr>
+          <w:noProof/>
+        </w:rPr>
+      </w:pPr>
+      <w:r>
+        <w:rPr>
+          <w:noProof/>
+        </w:rPr>
         <w:lastRenderedPageBreak/>
-        <w:t>The first object created Object 1becomes unreachable. We have no pointer to it anymore after reassigning a to b.</w:t>
-      </w:r>
-    </w:p>
-    <w:p>
-      <w:pPr>
-        <w:tabs>
-          <w:tab w:val="left" w:pos="7410"/>
-        </w:tabs>
-        <w:spacing w:line="360" w:lineRule="auto"/>
-        <w:rPr>
-          <w:b/>
-          <w:bCs/>
-        </w:rPr>
-      </w:pPr>
-      <w:r>
-        <w:rPr>
-          <w:b/>
-          <w:bCs/>
-        </w:rPr>
-        <w:t xml:space="preserve">3. Which destructor executes? </w:t>
-      </w:r>
-    </w:p>
-    <w:p>
-      <w:pPr>
-        <w:tabs>
-          <w:tab w:val="left" w:pos="7410"/>
-        </w:tabs>
-        <w:spacing w:line="360" w:lineRule="auto"/>
-      </w:pPr>
-      <w:r>
-        <w:t>Only the destructor of the object pointed to by a after reassignment Object 2 executes when we call delete a;. The destructor of the first object never runs, causing a memory leak.</w:t>
-      </w:r>
-    </w:p>
-    <w:p>
-      <w:pPr>
-        <w:tabs>
-          <w:tab w:val="left" w:pos="7410"/>
-        </w:tabs>
-        <w:spacing w:line="360" w:lineRule="auto"/>
-        <w:rPr>
-          <w:b/>
-          <w:bCs/>
-        </w:rPr>
-      </w:pPr>
-      <w:r>
-        <w:rPr>
-          <w:b/>
-          <w:bCs/>
-        </w:rPr>
-        <w:t>4. Fix the code and explain your correction.</w:t>
-      </w:r>
-      <w:r>
-        <w:rPr>
-          <w:b/>
-          <w:bCs/>
-        </w:rPr>
-        <w:t xml:space="preserve">      </w:t>
-      </w:r>
-    </w:p>
-    <w:p>
-      <w:pPr>
-        <w:tabs>
-          <w:tab w:val="left" w:pos="7410"/>
-        </w:tabs>
-        <w:spacing w:line="360" w:lineRule="auto"/>
-        <w:jc w:val="center"/>
-        <w:rPr>
-          <w:noProof/>
-        </w:rPr>
-      </w:pPr>
-      <w:r>
-        <w:rPr>
-          <w:noProof/>
-        </w:rPr>
         <w:drawing>
           <wp:inline distT="0" distB="0" distL="0" distR="0" wp14:anchorId="1E696613" wp14:editId="4C7D9C2D">
             <wp:extent cx="5051834" cy="4164330"/>
@@ -2401,7 +2939,7 @@
                     </pic:cNvPicPr>
                   </pic:nvPicPr>
                   <pic:blipFill>
-                    <a:blip r:embed="rId15">
+                    <a:blip r:embed="rId16">
                       <a:extLst>
                         <a:ext uri="{28A0092B-C50C-407E-A947-70E740481C1C}">
                           <a14:useLocalDpi xmlns:a14="http://schemas.microsoft.com/office/drawing/2010/main" val="0"/>
@@ -2514,11 +3052,16 @@
     </w:p>
     <w:p>
       <w:pPr>
-        <w:tabs>
-          <w:tab w:val="left" w:pos="7410"/>
-        </w:tabs>
-        <w:spacing w:line="360" w:lineRule="auto"/>
-        <w:rPr>
+        <w:pBdr>
+          <w:top w:val="single" w:sz="12" w:space="1" w:color="auto"/>
+        </w:pBdr>
+        <w:tabs>
+          <w:tab w:val="left" w:pos="7410"/>
+        </w:tabs>
+        <w:spacing w:line="360" w:lineRule="auto"/>
+        <w:rPr>
+          <w:b/>
+          <w:bCs/>
           <w:noProof/>
         </w:rPr>
       </w:pPr>
